--- a/발표스크립트.docx
+++ b/발표스크립트.docx
@@ -1575,7 +1575,7 @@
           <w:color w:val="38332C"/>
           <w:sz w:val="22"/>
         </w:rPr>
-        <w:t>취업이 잘 되는 전공은 있을 수 있어요. 하지만 결국 특별함은, 전공이 아니라 내가 만들어 나가는 거예요.</w:t>
+        <w:t>전공이 제 길을 정해준 건 아니었어요. 결국 특별함은, 내가 만들어 나가는 거니까요.</w:t>
       </w:r>
     </w:p>
     <w:p>
